--- a/templates/QTECH_lettera_intenti_cococo.docx
+++ b/templates/QTECH_lettera_intenti_cococo.docx
@@ -27,8 +27,18 @@
           <w:sz w:val="22"/>
           <w:szCs w:val="22"/>
         </w:rPr>
-        <w:t>Egr. Sig</w:t>
-      </w:r>
+        <w:t xml:space="preserve">Egr. </w:t>
+      </w:r>
+      <w:proofErr w:type="spellStart"/>
+      <w:r>
+        <w:rPr>
+          <w:rFonts w:ascii="Bookman Old Style" w:hAnsi="Bookman Old Style"/>
+          <w:sz w:val="22"/>
+          <w:szCs w:val="22"/>
+        </w:rPr>
+        <w:t>Sig</w:t>
+      </w:r>
+      <w:proofErr w:type="spellEnd"/>
     </w:p>
     <w:p>
       <w:pPr>
@@ -46,7 +56,24 @@
           <w:szCs w:val="22"/>
           <w:highlight w:val="yellow"/>
         </w:rPr>
+        <w:t>{{</w:t>
+      </w:r>
+      <w:r>
+        <w:rPr>
+          <w:rFonts w:ascii="Bookman Old Style" w:hAnsi="Bookman Old Style"/>
+          <w:sz w:val="22"/>
+          <w:szCs w:val="22"/>
+          <w:highlight w:val="yellow"/>
+        </w:rPr>
         <w:t>………………..</w:t>
+      </w:r>
+      <w:r>
+        <w:rPr>
+          <w:rFonts w:ascii="Bookman Old Style" w:hAnsi="Bookman Old Style"/>
+          <w:sz w:val="22"/>
+          <w:szCs w:val="22"/>
+        </w:rPr>
+        <w:t>}}</w:t>
       </w:r>
     </w:p>
     <w:p>
@@ -80,9 +107,25 @@
           <w:rFonts w:ascii="Bookman Old Style" w:hAnsi="Bookman Old Style"/>
           <w:sz w:val="22"/>
           <w:szCs w:val="22"/>
+        </w:rPr>
+        <w:t>{{</w:t>
+      </w:r>
+      <w:r>
+        <w:rPr>
+          <w:rFonts w:ascii="Bookman Old Style" w:hAnsi="Bookman Old Style"/>
+          <w:sz w:val="22"/>
+          <w:szCs w:val="22"/>
           <w:highlight w:val="yellow"/>
         </w:rPr>
         <w:t>17 Marzo 2026</w:t>
+      </w:r>
+      <w:r>
+        <w:rPr>
+          <w:rFonts w:ascii="Bookman Old Style" w:hAnsi="Bookman Old Style"/>
+          <w:sz w:val="22"/>
+          <w:szCs w:val="22"/>
+        </w:rPr>
+        <w:t>}}</w:t>
       </w:r>
     </w:p>
     <w:p>
@@ -162,9 +205,25 @@
           <w:rFonts w:ascii="Bookman Old Style" w:hAnsi="Bookman Old Style"/>
           <w:sz w:val="22"/>
           <w:szCs w:val="22"/>
+        </w:rPr>
+        <w:t>{{</w:t>
+      </w:r>
+      <w:r>
+        <w:rPr>
+          <w:rFonts w:ascii="Bookman Old Style" w:hAnsi="Bookman Old Style"/>
+          <w:sz w:val="22"/>
+          <w:szCs w:val="22"/>
           <w:highlight w:val="yellow"/>
         </w:rPr>
         <w:t>20 Marzo 2026</w:t>
+      </w:r>
+      <w:r>
+        <w:rPr>
+          <w:rFonts w:ascii="Bookman Old Style" w:hAnsi="Bookman Old Style"/>
+          <w:sz w:val="22"/>
+          <w:szCs w:val="22"/>
+        </w:rPr>
+        <w:t>}</w:t>
       </w:r>
     </w:p>
     <w:p>
@@ -199,9 +258,25 @@
           <w:rFonts w:ascii="Bookman Old Style" w:hAnsi="Bookman Old Style"/>
           <w:sz w:val="22"/>
           <w:szCs w:val="22"/>
+        </w:rPr>
+        <w:t>{{</w:t>
+      </w:r>
+      <w:r>
+        <w:rPr>
+          <w:rFonts w:ascii="Bookman Old Style" w:hAnsi="Bookman Old Style"/>
+          <w:sz w:val="22"/>
+          <w:szCs w:val="22"/>
           <w:highlight w:val="yellow"/>
         </w:rPr>
         <w:t>31 Dicembre 2026</w:t>
+      </w:r>
+      <w:r>
+        <w:rPr>
+          <w:rFonts w:ascii="Bookman Old Style" w:hAnsi="Bookman Old Style"/>
+          <w:sz w:val="22"/>
+          <w:szCs w:val="22"/>
+        </w:rPr>
+        <w:t>}}</w:t>
       </w:r>
     </w:p>
     <w:p>
@@ -235,9 +310,25 @@
           <w:rFonts w:ascii="Bookman Old Style" w:hAnsi="Bookman Old Style"/>
           <w:sz w:val="22"/>
           <w:szCs w:val="22"/>
+        </w:rPr>
+        <w:t>{{</w:t>
+      </w:r>
+      <w:r>
+        <w:rPr>
+          <w:rFonts w:ascii="Bookman Old Style" w:hAnsi="Bookman Old Style"/>
+          <w:sz w:val="22"/>
+          <w:szCs w:val="22"/>
           <w:highlight w:val="yellow"/>
         </w:rPr>
         <w:t>Elettricista</w:t>
+      </w:r>
+      <w:r>
+        <w:rPr>
+          <w:rFonts w:ascii="Bookman Old Style" w:hAnsi="Bookman Old Style"/>
+          <w:sz w:val="22"/>
+          <w:szCs w:val="22"/>
+        </w:rPr>
+        <w:t>}}</w:t>
       </w:r>
     </w:p>
     <w:p>
@@ -271,9 +362,25 @@
           <w:rFonts w:ascii="Bookman Old Style" w:hAnsi="Bookman Old Style"/>
           <w:sz w:val="22"/>
           <w:szCs w:val="22"/>
+        </w:rPr>
+        <w:t>{{</w:t>
+      </w:r>
+      <w:r>
+        <w:rPr>
+          <w:rFonts w:ascii="Bookman Old Style" w:hAnsi="Bookman Old Style"/>
+          <w:sz w:val="22"/>
+          <w:szCs w:val="22"/>
           <w:highlight w:val="yellow"/>
         </w:rPr>
         <w:t>Milano</w:t>
+      </w:r>
+      <w:r>
+        <w:rPr>
+          <w:rFonts w:ascii="Bookman Old Style" w:hAnsi="Bookman Old Style"/>
+          <w:sz w:val="22"/>
+          <w:szCs w:val="22"/>
+        </w:rPr>
+        <w:t>}}</w:t>
       </w:r>
     </w:p>
     <w:p>
@@ -332,6 +439,14 @@
       <w:r>
         <w:rPr>
           <w:rFonts w:ascii="Bookman Old Style" w:hAnsi="Bookman Old Style"/>
+          <w:sz w:val="22"/>
+          <w:szCs w:val="22"/>
+        </w:rPr>
+        <w:t>{{</w:t>
+      </w:r>
+      <w:r>
+        <w:rPr>
+          <w:rFonts w:ascii="Bookman Old Style" w:hAnsi="Bookman Old Style"/>
           <w:b/>
           <w:bCs/>
           <w:sz w:val="22"/>
@@ -361,6 +476,16 @@
           <w:highlight w:val="yellow"/>
         </w:rPr>
         <w:t>0,00</w:t>
+      </w:r>
+      <w:r>
+        <w:rPr>
+          <w:rFonts w:ascii="Bookman Old Style" w:hAnsi="Bookman Old Style"/>
+          <w:b/>
+          <w:bCs/>
+          <w:sz w:val="22"/>
+          <w:szCs w:val="22"/>
+        </w:rPr>
+        <w:t>}}</w:t>
       </w:r>
     </w:p>
     <w:p>
@@ -409,9 +534,25 @@
           <w:rFonts w:ascii="Bookman Old Style" w:hAnsi="Bookman Old Style"/>
           <w:sz w:val="22"/>
           <w:szCs w:val="22"/>
+        </w:rPr>
+        <w:t>{{</w:t>
+      </w:r>
+      <w:r>
+        <w:rPr>
+          <w:rFonts w:ascii="Bookman Old Style" w:hAnsi="Bookman Old Style"/>
+          <w:sz w:val="22"/>
+          <w:szCs w:val="22"/>
           <w:highlight w:val="yellow"/>
         </w:rPr>
         <w:t>ELETTRICISTA</w:t>
+      </w:r>
+      <w:r>
+        <w:rPr>
+          <w:rFonts w:ascii="Bookman Old Style" w:hAnsi="Bookman Old Style"/>
+          <w:sz w:val="22"/>
+          <w:szCs w:val="22"/>
+        </w:rPr>
+        <w:t>}}</w:t>
       </w:r>
       <w:r>
         <w:rPr>
@@ -485,9 +626,18 @@
       </w:r>
       <w:r>
         <w:rPr>
+          <w:spacing w:val="-5"/>
+        </w:rPr>
+        <w:t>{{</w:t>
+      </w:r>
+      <w:r>
+        <w:rPr>
           <w:highlight w:val="yellow"/>
         </w:rPr>
         <w:t>17/03/2026</w:t>
+      </w:r>
+      <w:r>
+        <w:t>}}</w:t>
       </w:r>
     </w:p>
     <w:p>
@@ -641,7 +791,6 @@
       <w:r>
         <w:rPr>
           <w:sz w:val="20"/>
-          <w:highlight w:val="yellow"/>
         </w:rPr>
         <w:t>__________________________</w:t>
       </w:r>
@@ -796,7 +945,7 @@
         </mc:Choice>
         <mc:Fallback>
           <w:pict>
-            <v:line w14:anchorId="5AE4121F" id="Line 14" o:spid="_x0000_s1026" style="position:absolute;flip:y;z-index:251656704;visibility:visible;mso-wrap-style:square;mso-width-percent:0;mso-height-percent:0;mso-wrap-distance-left:9pt;mso-wrap-distance-top:0;mso-wrap-distance-right:9pt;mso-wrap-distance-bottom:0;mso-position-horizontal:absolute;mso-position-horizontal-relative:text;mso-position-vertical:absolute;mso-position-vertical-relative:text;mso-width-percent:0;mso-height-percent:0;mso-width-relative:page;mso-height-relative:page" from="-23pt,-3.45pt" to="500.5pt,-3.45pt" o:gfxdata="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" strokecolor="#7f7f7f"/>
+            <v:line w14:anchorId="5211EDE9" id="Line 14" o:spid="_x0000_s1026" style="position:absolute;flip:y;z-index:251656704;visibility:visible;mso-wrap-style:square;mso-width-percent:0;mso-height-percent:0;mso-wrap-distance-left:9pt;mso-wrap-distance-top:0;mso-wrap-distance-right:9pt;mso-wrap-distance-bottom:0;mso-position-horizontal:absolute;mso-position-horizontal-relative:text;mso-position-vertical:absolute;mso-position-vertical-relative:text;mso-width-percent:0;mso-height-percent:0;mso-width-relative:page;mso-height-relative:page" from="-23pt,-3.45pt" to="500.5pt,-3.45pt" o:gfxdata="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" strokecolor="#7f7f7f"/>
           </w:pict>
         </mc:Fallback>
       </mc:AlternateContent>
@@ -941,6 +1090,7 @@
               <w:lang w:val="en-GB"/>
             </w:rPr>
           </w:pPr>
+          <w:proofErr w:type="spellStart"/>
           <w:r>
             <w:rPr>
               <w:rFonts w:ascii="Gotham Light" w:hAnsi="Gotham Light" w:cs="Arial"/>
@@ -953,6 +1103,7 @@
             </w:rPr>
             <w:t>QTech</w:t>
           </w:r>
+          <w:proofErr w:type="spellEnd"/>
           <w:r>
             <w:rPr>
               <w:rFonts w:ascii="Gotham Light" w:hAnsi="Gotham Light" w:cs="Arial"/>
@@ -963,7 +1114,33 @@
               <w:szCs w:val="14"/>
               <w:lang w:val="en-GB"/>
             </w:rPr>
-            <w:t xml:space="preserve"> S.r.l. </w:t>
+            <w:t xml:space="preserve"> </w:t>
+          </w:r>
+          <w:proofErr w:type="spellStart"/>
+          <w:r>
+            <w:rPr>
+              <w:rFonts w:ascii="Gotham Light" w:hAnsi="Gotham Light" w:cs="Arial"/>
+              <w:b/>
+              <w:smallCaps/>
+              <w:color w:val="808080"/>
+              <w:sz w:val="14"/>
+              <w:szCs w:val="14"/>
+              <w:lang w:val="en-GB"/>
+            </w:rPr>
+            <w:t>S.r.l</w:t>
+          </w:r>
+          <w:proofErr w:type="spellEnd"/>
+          <w:r>
+            <w:rPr>
+              <w:rFonts w:ascii="Gotham Light" w:hAnsi="Gotham Light" w:cs="Arial"/>
+              <w:b/>
+              <w:smallCaps/>
+              <w:color w:val="808080"/>
+              <w:sz w:val="14"/>
+              <w:szCs w:val="14"/>
+              <w:lang w:val="en-GB"/>
+            </w:rPr>
+            <w:t xml:space="preserve">. </w:t>
           </w:r>
         </w:p>
         <w:p>
@@ -1050,7 +1227,29 @@
               <w:sz w:val="10"/>
               <w:szCs w:val="10"/>
             </w:rPr>
-            <w:t xml:space="preserve"> i.v.</w:t>
+            <w:t xml:space="preserve"> </w:t>
+          </w:r>
+          <w:proofErr w:type="spellStart"/>
+          <w:r>
+            <w:rPr>
+              <w:rFonts w:ascii="Gotham Light" w:hAnsi="Gotham Light" w:cs="Arial"/>
+              <w:smallCaps/>
+              <w:color w:val="808080"/>
+              <w:sz w:val="10"/>
+              <w:szCs w:val="10"/>
+            </w:rPr>
+            <w:t>i.v</w:t>
+          </w:r>
+          <w:proofErr w:type="spellEnd"/>
+          <w:r>
+            <w:rPr>
+              <w:rFonts w:ascii="Gotham Light" w:hAnsi="Gotham Light" w:cs="Arial"/>
+              <w:smallCaps/>
+              <w:color w:val="808080"/>
+              <w:sz w:val="10"/>
+              <w:szCs w:val="10"/>
+            </w:rPr>
+            <w:t>.</w:t>
           </w:r>
         </w:p>
         <w:p>
@@ -1765,7 +1964,7 @@
         </mc:Choice>
         <mc:Fallback>
           <w:pict>
-            <v:line w14:anchorId="34141804" id="Line 15" o:spid="_x0000_s1026" style="position:absolute;z-index:251657728;visibility:visible;mso-wrap-style:square;mso-width-percent:0;mso-height-percent:0;mso-wrap-distance-left:9pt;mso-wrap-distance-top:0;mso-wrap-distance-right:9pt;mso-wrap-distance-bottom:0;mso-position-horizontal:absolute;mso-position-horizontal-relative:text;mso-position-vertical:absolute;mso-position-vertical-relative:text;mso-width-percent:0;mso-height-percent:0;mso-width-relative:page;mso-height-relative:page" from="-18.55pt,9.7pt" to="504.2pt,10.45pt" o:gfxdata="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" strokecolor="#7f7f7f" strokeweight="1pt"/>
+            <v:line w14:anchorId="67480027" id="Line 15" o:spid="_x0000_s1026" style="position:absolute;z-index:251657728;visibility:visible;mso-wrap-style:square;mso-width-percent:0;mso-height-percent:0;mso-wrap-distance-left:9pt;mso-wrap-distance-top:0;mso-wrap-distance-right:9pt;mso-wrap-distance-bottom:0;mso-position-horizontal:absolute;mso-position-horizontal-relative:text;mso-position-vertical:absolute;mso-position-vertical-relative:text;mso-width-percent:0;mso-height-percent:0;mso-width-relative:page;mso-height-relative:page" from="-18.55pt,9.7pt" to="504.2pt,10.45pt" o:gfxdata="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" strokecolor="#7f7f7f" strokeweight="1pt"/>
           </w:pict>
         </mc:Fallback>
       </mc:AlternateContent>
